--- a/report_agent/output/management_reports/management_review_order.docx
+++ b/report_agent/output/management_reports/management_review_order.docx
@@ -64,7 +64,7 @@
           <w:sz w:val="60"/>
           <w:lang w:eastAsia="ko-KR"/>
         </w:rPr>
-        <w:t>-</w:t>
+        <w:t>경영책임자 검토지시서</w:t>
       </w:r>
     </w:p>
     <w:p>
@@ -228,7 +228,7 @@
                 <w:rFonts w:hint="eastAsia"/>
                 <w:lang w:eastAsia="ko-KR"/>
               </w:rPr>
-              <w:t>-</w:t>
+              <w:t>경영책임자 검토지시서</w:t>
             </w:r>
           </w:p>
         </w:tc>
@@ -352,7 +352,7 @@
           </w:tcPr>
           <w:p>
             <w:r>
-              <w:t>-</w:t>
+              <w:t>2026-07-28 ~ 2026-08-03</w:t>
             </w:r>
           </w:p>
         </w:tc>
@@ -421,7 +421,7 @@
                 <w:rFonts w:hint="eastAsia"/>
                 <w:lang w:eastAsia="ko-KR"/>
               </w:rPr>
-              <w:t>2026-08-06</w:t>
+              <w:t>2026-08-07</w:t>
             </w:r>
           </w:p>
         </w:tc>
@@ -638,7 +638,7 @@
                 <w:rFonts w:hint="eastAsia"/>
                 <w:lang w:eastAsia="ko-KR"/>
               </w:rPr>
-              <w:t>-</w:t>
+              <w:t>C동 하역장과 B동 자재창고에서 동일 위험 유형이 반복 발생하고 있으며, 특히 C동 하역장의 충돌 위험은 중간 위험도로 4회 반복되었다. 집과 기석님 집에서 발생한 고위험 화재 감지 위험은 조치 및 승인 모두 미완료 상태로 즉각적인 대응이 필요. 전체 점검 기록 중 절반 이상이 조치 미완료 또는 승인 대기 상태로 신속한 조치와 승인 절차 이행이 요구된다. 반복 위험에 대한 기존 조치의 효과성 검토와 재발 방지 대책 마련이 필요.</w:t>
             </w:r>
           </w:p>
         </w:tc>
@@ -919,7 +919,7 @@
                 <w:rFonts w:hint="eastAsia"/>
                 <w:sz w:val="16"/>
               </w:rPr>
-              <w:t>-</w:t>
+              <w:t>C동 하역장</w:t>
             </w:r>
           </w:p>
         </w:tc>
@@ -944,7 +944,7 @@
                 <w:rFonts w:hint="eastAsia"/>
                 <w:sz w:val="16"/>
               </w:rPr>
-              <w:t>-</w:t>
+              <w:t>충돌</w:t>
             </w:r>
           </w:p>
         </w:tc>
@@ -968,7 +968,7 @@
               <w:rPr>
                 <w:sz w:val="16"/>
               </w:rPr>
-              <w:t>-</w:t>
+              <w:t>MEDIUM</w:t>
             </w:r>
           </w:p>
         </w:tc>
@@ -996,7 +996,111 @@
                 <w:sz w:val="16"/>
                 <w:lang w:eastAsia="ko-KR"/>
               </w:rPr>
-              <w:t>-</w:t>
+              <w:t>관리 수준 점검 필요, 미조치 또는 승인 대기 현황 확인 필요, 반복 발생 관리 기준 보완 필요</w:t>
+            </w:r>
+          </w:p>
+        </w:tc>
+      </w:tr>
+      <w:tr>
+        <w:tc>
+          <w:tcPr>
+            <w:tcW w:w="1077" w:type="dxa"/>
+            <w:shd w:val="clear" w:color="auto" w:fill="FFFFFF"/>
+            <w:tcMar>
+              <w:top w:w="100" w:type="dxa"/>
+              <w:left w:w="70" w:type="dxa"/>
+              <w:bottom w:w="100" w:type="dxa"/>
+              <w:right w:w="70" w:type="dxa"/>
+            </w:tcMar>
+            <w:vAlign w:val="center"/>
+          </w:tcPr>
+          <w:p>
+            <w:pPr>
+              <w:jc w:val="center"/>
+            </w:pPr>
+            <w:r>
+              <w:rPr>
+                <w:rFonts w:hint="eastAsia"/>
+                <w:sz w:val="16"/>
+              </w:rPr>
+              <w:t>B동 자재창고</w:t>
+            </w:r>
+          </w:p>
+        </w:tc>
+        <w:tc>
+          <w:tcPr>
+            <w:tcW w:w="1323" w:type="dxa"/>
+            <w:shd w:val="clear" w:color="auto" w:fill="FFFFFF"/>
+            <w:tcMar>
+              <w:top w:w="100" w:type="dxa"/>
+              <w:left w:w="70" w:type="dxa"/>
+              <w:bottom w:w="100" w:type="dxa"/>
+              <w:right w:w="70" w:type="dxa"/>
+            </w:tcMar>
+            <w:vAlign w:val="center"/>
+          </w:tcPr>
+          <w:p>
+            <w:pPr>
+              <w:jc w:val="center"/>
+            </w:pPr>
+            <w:r>
+              <w:rPr>
+                <w:rFonts w:hint="eastAsia"/>
+                <w:sz w:val="16"/>
+              </w:rPr>
+              <w:t>적재물</w:t>
+            </w:r>
+          </w:p>
+        </w:tc>
+        <w:tc>
+          <w:tcPr>
+            <w:tcW w:w="1386" w:type="dxa"/>
+            <w:shd w:val="clear" w:color="auto" w:fill="FFFFFF"/>
+            <w:tcMar>
+              <w:top w:w="100" w:type="dxa"/>
+              <w:left w:w="70" w:type="dxa"/>
+              <w:bottom w:w="100" w:type="dxa"/>
+              <w:right w:w="70" w:type="dxa"/>
+            </w:tcMar>
+            <w:vAlign w:val="center"/>
+          </w:tcPr>
+          <w:p>
+            <w:pPr>
+              <w:jc w:val="center"/>
+            </w:pPr>
+            <w:r>
+              <w:rPr>
+                <w:sz w:val="16"/>
+              </w:rPr>
+              <w:t>MEDIUM</w:t>
+            </w:r>
+          </w:p>
+        </w:tc>
+        <w:tc>
+          <w:tcPr>
+            <w:tcW w:w="6349" w:type="dxa"/>
+            <w:shd w:val="clear" w:color="auto" w:fill="FFFFFF"/>
+            <w:tcMar>
+              <w:top w:w="100" w:type="dxa"/>
+              <w:left w:w="70" w:type="dxa"/>
+              <w:bottom w:w="100" w:type="dxa"/>
+              <w:right w:w="70" w:type="dxa"/>
+            </w:tcMar>
+            <w:vAlign w:val="center"/>
+          </w:tcPr>
+          <w:p>
+            <w:pPr>
+              <w:rPr>
+                <w:lang w:eastAsia="ko-KR"/>
+              </w:rPr>
+            </w:pPr>
+            <w:r>
+              <w:rPr>
+                <w:rFonts w:hint="eastAsia"/>
+                <w:sz w:val="16"/>
+                <w:lang w:eastAsia="ko-KR"/>
+              </w:rPr>
+              <w:t>정기 모니터링 필요, 미조치 또는 승인 대기 현황 확인 필요</w:t>
             </w:r>
           </w:p>
         </w:tc>
@@ -1045,7 +1149,7 @@
                 <w:sz w:val="18"/>
                 <w:lang w:eastAsia="ko-KR"/>
               </w:rPr>
-              <w:t>-</w:t>
+              <w:t>위 표는 동일 구역과 동일 위험 유형이 반복 기록된 후보를 기준으로 정리한 것이다. 반복 위험 그룹은 2건, 고위험 기록은 4건, 미조치 또는 승인 대기 기록은 9건이다.</w:t>
             </w:r>
           </w:p>
         </w:tc>
@@ -1224,7 +1328,7 @@
                 <w:sz w:val="20"/>
                 <w:lang w:eastAsia="ko-KR"/>
               </w:rPr>
-              <w:t>-</w:t>
+              <w:t>안전관리부서는 C동 하역장과 B동 자재창고에서 반복 발생하는 위험에 대해 기존 조치의 효과성을 검토하고, 재발 방지 대책을 수립할 것.</w:t>
             </w:r>
           </w:p>
         </w:tc>
@@ -1297,7 +1401,7 @@
                 <w:sz w:val="20"/>
                 <w:lang w:eastAsia="ko-KR"/>
               </w:rPr>
-              <w:t>-</w:t>
+              <w:t>현장관리자는 집과 기석님 집에서 발생한 고위험 화재 감지 위험에 대해 즉각적인 조치 및 승인 절차를 완료할 것.</w:t>
             </w:r>
           </w:p>
         </w:tc>
@@ -1370,7 +1474,7 @@
                 <w:sz w:val="20"/>
                 <w:lang w:eastAsia="ko-KR"/>
               </w:rPr>
-              <w:t>-</w:t>
+              <w:t>담당 부서는 조치 및 승인 미완료 상태인 점검 기록에 대해 신속한 이행을 독려하고, 미조치 항목에 대한 관리 체계를 강화할 것.</w:t>
             </w:r>
           </w:p>
         </w:tc>
@@ -1443,7 +1547,7 @@
                 <w:sz w:val="20"/>
                 <w:lang w:eastAsia="ko-KR"/>
               </w:rPr>
-              <w:t>-</w:t>
+              <w:t>안전관리부서는 정기 점검 프로세스의 실효성을 점검하고, 반복 위험 발생 구역에 대한 집중 관리 방안을 마련할 것.</w:t>
             </w:r>
           </w:p>
         </w:tc>
@@ -1516,7 +1620,7 @@
                 <w:sz w:val="20"/>
                 <w:lang w:eastAsia="ko-KR"/>
               </w:rPr>
-              <w:t>-</w:t>
+              <w:t>경영책임자는 위험 발생 현황과 조치 진행 상황을 주기적으로 모니터링할 수 있는 보고 체계를 구축할 것.</w:t>
             </w:r>
           </w:p>
         </w:tc>
@@ -1669,7 +1773,7 @@
                 <w:sz w:val="22"/>
                 <w:lang w:eastAsia="ko-KR"/>
               </w:rPr>
-              <w:t>-</w:t>
+              <w:t>본 검토 결과 C동 하역장과 B동 자재창고에서 동일 위험 유형이 반복 발생하고 있으며, 조치 및 승인 미완료 상태가 다수 확인됐다. 집과 기석님 집에서 발생한 고위험 화재 감지 위험은 즉각적인 대응이 필요하다. 반복 위험 관리와 조치 이행 점검을 우선 관리 대상으로 정한다. 재발 방지 대책을 마련하고 조치 및 승인 절차의 신속한 이행을 확보한다. 위험 발생 현황과 조치 진행 상황을 주기적으로 모니터링할 수 있는 보고 체계를 구축하여 지속적인 안전 관리를 강화한다.</w:t>
             </w:r>
           </w:p>
         </w:tc>

--- a/report_agent/output/management_reports/management_review_order.docx
+++ b/report_agent/output/management_reports/management_review_order.docx
@@ -46,9 +46,62 @@
       </w:tr>
     </w:tbl>
     <w:p/>
-    <w:p/>
-    <w:p/>
-    <w:p/>
+    <w:p>
+      <w:r>
+        <w:rPr>
+          <w:noProof/>
+        </w:rPr>
+        <w:drawing>
+          <wp:anchor distT="0" distB="0" distL="114300" distR="114300" simplePos="0" relativeHeight="251658752" behindDoc="0" locked="0" layoutInCell="1" allowOverlap="1" wp14:anchorId="6CF46CBA" wp14:editId="074A0CE9">
+            <wp:simplePos x="0" y="0"/>
+            <wp:positionH relativeFrom="column">
+              <wp:posOffset>4091305</wp:posOffset>
+            </wp:positionH>
+            <wp:positionV relativeFrom="paragraph">
+              <wp:posOffset>3917</wp:posOffset>
+            </wp:positionV>
+            <wp:extent cx="2282825" cy="1119341"/>
+            <wp:effectExtent l="0" t="0" r="3175" b="5080"/>
+            <wp:wrapNone/>
+            <wp:docPr id="1" name="그림 1"/>
+            <wp:cNvGraphicFramePr>
+              <a:graphicFrameLocks xmlns:a="http://schemas.openxmlformats.org/drawingml/2006/main" noChangeAspect="1"/>
+            </wp:cNvGraphicFramePr>
+            <a:graphic xmlns:a="http://schemas.openxmlformats.org/drawingml/2006/main">
+              <a:graphicData uri="http://schemas.openxmlformats.org/drawingml/2006/picture">
+                <pic:pic xmlns:pic="http://schemas.openxmlformats.org/drawingml/2006/picture">
+                  <pic:nvPicPr>
+                    <pic:cNvPr id="1" name=""/>
+                    <pic:cNvPicPr/>
+                  </pic:nvPicPr>
+                  <pic:blipFill>
+                    <a:blip r:embed="rId8"/>
+                    <a:stretch>
+                      <a:fillRect/>
+                    </a:stretch>
+                  </pic:blipFill>
+                  <pic:spPr>
+                    <a:xfrm>
+                      <a:off x="0" y="0"/>
+                      <a:ext cx="2282825" cy="1119341"/>
+                    </a:xfrm>
+                    <a:prstGeom prst="rect">
+                      <a:avLst/>
+                    </a:prstGeom>
+                  </pic:spPr>
+                </pic:pic>
+              </a:graphicData>
+            </a:graphic>
+            <wp14:sizeRelH relativeFrom="margin">
+              <wp14:pctWidth>0</wp14:pctWidth>
+            </wp14:sizeRelH>
+            <wp14:sizeRelV relativeFrom="margin">
+              <wp14:pctHeight>0</wp14:pctHeight>
+            </wp14:sizeRelV>
+          </wp:anchor>
+        </w:drawing>
+      </w:r>
+    </w:p>
     <w:p>
       <w:pPr>
         <w:jc w:val="center"/>
@@ -56,6 +109,15 @@
           <w:lang w:eastAsia="ko-KR"/>
         </w:rPr>
       </w:pPr>
+      <w:r>
+        <w:rPr>
+          <w:b/>
+          <w:color w:val="123B67"/>
+          <w:sz w:val="60"/>
+          <w:lang w:eastAsia="ko-KR"/>
+        </w:rPr>
+        <w:br/>
+      </w:r>
       <w:r>
         <w:rPr>
           <w:rFonts w:hint="eastAsia"/>
@@ -352,7 +414,7 @@
           </w:tcPr>
           <w:p>
             <w:r>
-              <w:t>2026-07-28 ~ 2026-08-03</w:t>
+              <w:t>- ~ -</w:t>
             </w:r>
           </w:p>
         </w:tc>
@@ -421,7 +483,7 @@
                 <w:rFonts w:hint="eastAsia"/>
                 <w:lang w:eastAsia="ko-KR"/>
               </w:rPr>
-              <w:t>2026-08-07</w:t>
+              <w:t>2026-08-10</w:t>
             </w:r>
           </w:p>
         </w:tc>
@@ -510,12 +572,6 @@
           <w:lang w:eastAsia="ko-KR"/>
         </w:rPr>
       </w:pPr>
-      <w:r>
-        <w:rPr>
-          <w:lang w:eastAsia="ko-KR"/>
-        </w:rPr>
-        <w:br w:type="page"/>
-      </w:r>
     </w:p>
     <w:tbl>
       <w:tblPr>
@@ -537,15 +593,19 @@
               <w:right w:val="nil"/>
             </w:tcBorders>
             <w:shd w:val="clear" w:color="auto" w:fill="123B67"/>
+            <w:vAlign w:val="center"/>
           </w:tcPr>
           <w:p>
+            <w:pPr>
+              <w:spacing w:after="0"/>
+              <w:jc w:val="center"/>
+            </w:pPr>
             <w:r>
               <w:rPr>
                 <w:b/>
                 <w:color w:val="FFFFFF"/>
                 <w:sz w:val="22"/>
               </w:rPr>
-              <w:lastRenderedPageBreak/>
               <w:t>01</w:t>
             </w:r>
           </w:p>
@@ -560,8 +620,12 @@
               <w:right w:val="nil"/>
             </w:tcBorders>
             <w:shd w:val="clear" w:color="auto" w:fill="FFFFFF"/>
+            <w:vAlign w:val="center"/>
           </w:tcPr>
           <w:p>
+            <w:pPr>
+              <w:spacing w:after="0"/>
+            </w:pPr>
             <w:proofErr w:type="spellStart"/>
             <w:proofErr w:type="gramStart"/>
             <w:r>
@@ -638,7 +702,7 @@
                 <w:rFonts w:hint="eastAsia"/>
                 <w:lang w:eastAsia="ko-KR"/>
               </w:rPr>
-              <w:t>C동 하역장과 B동 자재창고에서 동일 위험 유형이 반복 발생하고 있으며, 특히 C동 하역장의 충돌 위험은 중간 위험도로 4회 반복되었다. 집과 기석님 집에서 발생한 고위험 화재 감지 위험은 조치 및 승인 모두 미완료 상태로 즉각적인 대응이 필요. 전체 점검 기록 중 절반 이상이 조치 미완료 또는 승인 대기 상태로 신속한 조치와 승인 절차 이행이 요구된다. 반복 위험에 대한 기존 조치의 효과성 검토와 재발 방지 대책 마련이 필요.</w:t>
+              <w:t>최근 점검 기록이 1건으로 매우 제한적이며 위험도 평가가 'UNKNOWN'으로 명확하지 않다. 고위험 또는 중대위험 사례가 보고되지 않아 현재 위험 수준 파악에 한계가 있다. 조치 완료 및 승인 완료된 기록이 있으나 반복 발생 및 미조치 사례가 없어 추가 위험 관리 필요성은 낮다. 데이터가 단일 건에 한정되어 경영책임자의 의사결정에 필요한 정보가 부족하다.</w:t>
             </w:r>
           </w:p>
         </w:tc>
@@ -690,8 +754,13 @@
               <w:right w:val="nil"/>
             </w:tcBorders>
             <w:shd w:val="clear" w:color="auto" w:fill="123B67"/>
+            <w:vAlign w:val="center"/>
           </w:tcPr>
           <w:p>
+            <w:pPr>
+              <w:spacing w:after="0"/>
+              <w:jc w:val="center"/>
+            </w:pPr>
             <w:r>
               <w:rPr>
                 <w:b/>
@@ -721,9 +790,11 @@
               <w:right w:val="nil"/>
             </w:tcBorders>
             <w:shd w:val="clear" w:color="auto" w:fill="FFFFFF"/>
+            <w:vAlign w:val="center"/>
           </w:tcPr>
           <w:p>
             <w:pPr>
+              <w:spacing w:after="0"/>
               <w:rPr>
                 <w:b/>
                 <w:color w:val="123B67"/>
@@ -744,6 +815,7 @@
           </w:p>
           <w:p>
             <w:pPr>
+              <w:spacing w:after="0"/>
               <w:rPr>
                 <w:lang w:eastAsia="ko-KR"/>
               </w:rPr>
@@ -919,7 +991,7 @@
                 <w:rFonts w:hint="eastAsia"/>
                 <w:sz w:val="16"/>
               </w:rPr>
-              <w:t>C동 하역장</w:t>
+              <w:t>-</w:t>
             </w:r>
           </w:p>
         </w:tc>
@@ -944,7 +1016,7 @@
                 <w:rFonts w:hint="eastAsia"/>
                 <w:sz w:val="16"/>
               </w:rPr>
-              <w:t>충돌</w:t>
+              <w:t>-</w:t>
             </w:r>
           </w:p>
         </w:tc>
@@ -968,7 +1040,7 @@
               <w:rPr>
                 <w:sz w:val="16"/>
               </w:rPr>
-              <w:t>MEDIUM</w:t>
+              <w:t>UNKNOWN</w:t>
             </w:r>
           </w:p>
         </w:tc>
@@ -996,111 +1068,7 @@
                 <w:sz w:val="16"/>
                 <w:lang w:eastAsia="ko-KR"/>
               </w:rPr>
-              <w:t>관리 수준 점검 필요, 미조치 또는 승인 대기 현황 확인 필요, 반복 발생 관리 기준 보완 필요</w:t>
-            </w:r>
-          </w:p>
-        </w:tc>
-      </w:tr>
-      <w:tr>
-        <w:tc>
-          <w:tcPr>
-            <w:tcW w:w="1077" w:type="dxa"/>
-            <w:shd w:val="clear" w:color="auto" w:fill="FFFFFF"/>
-            <w:tcMar>
-              <w:top w:w="100" w:type="dxa"/>
-              <w:left w:w="70" w:type="dxa"/>
-              <w:bottom w:w="100" w:type="dxa"/>
-              <w:right w:w="70" w:type="dxa"/>
-            </w:tcMar>
-            <w:vAlign w:val="center"/>
-          </w:tcPr>
-          <w:p>
-            <w:pPr>
-              <w:jc w:val="center"/>
-            </w:pPr>
-            <w:r>
-              <w:rPr>
-                <w:rFonts w:hint="eastAsia"/>
-                <w:sz w:val="16"/>
-              </w:rPr>
-              <w:t>B동 자재창고</w:t>
-            </w:r>
-          </w:p>
-        </w:tc>
-        <w:tc>
-          <w:tcPr>
-            <w:tcW w:w="1323" w:type="dxa"/>
-            <w:shd w:val="clear" w:color="auto" w:fill="FFFFFF"/>
-            <w:tcMar>
-              <w:top w:w="100" w:type="dxa"/>
-              <w:left w:w="70" w:type="dxa"/>
-              <w:bottom w:w="100" w:type="dxa"/>
-              <w:right w:w="70" w:type="dxa"/>
-            </w:tcMar>
-            <w:vAlign w:val="center"/>
-          </w:tcPr>
-          <w:p>
-            <w:pPr>
-              <w:jc w:val="center"/>
-            </w:pPr>
-            <w:r>
-              <w:rPr>
-                <w:rFonts w:hint="eastAsia"/>
-                <w:sz w:val="16"/>
-              </w:rPr>
-              <w:t>적재물</w:t>
-            </w:r>
-          </w:p>
-        </w:tc>
-        <w:tc>
-          <w:tcPr>
-            <w:tcW w:w="1386" w:type="dxa"/>
-            <w:shd w:val="clear" w:color="auto" w:fill="FFFFFF"/>
-            <w:tcMar>
-              <w:top w:w="100" w:type="dxa"/>
-              <w:left w:w="70" w:type="dxa"/>
-              <w:bottom w:w="100" w:type="dxa"/>
-              <w:right w:w="70" w:type="dxa"/>
-            </w:tcMar>
-            <w:vAlign w:val="center"/>
-          </w:tcPr>
-          <w:p>
-            <w:pPr>
-              <w:jc w:val="center"/>
-            </w:pPr>
-            <w:r>
-              <w:rPr>
-                <w:sz w:val="16"/>
-              </w:rPr>
-              <w:t>MEDIUM</w:t>
-            </w:r>
-          </w:p>
-        </w:tc>
-        <w:tc>
-          <w:tcPr>
-            <w:tcW w:w="6349" w:type="dxa"/>
-            <w:shd w:val="clear" w:color="auto" w:fill="FFFFFF"/>
-            <w:tcMar>
-              <w:top w:w="100" w:type="dxa"/>
-              <w:left w:w="70" w:type="dxa"/>
-              <w:bottom w:w="100" w:type="dxa"/>
-              <w:right w:w="70" w:type="dxa"/>
-            </w:tcMar>
-            <w:vAlign w:val="center"/>
-          </w:tcPr>
-          <w:p>
-            <w:pPr>
-              <w:rPr>
-                <w:lang w:eastAsia="ko-KR"/>
-              </w:rPr>
-            </w:pPr>
-            <w:r>
-              <w:rPr>
-                <w:rFonts w:hint="eastAsia"/>
-                <w:sz w:val="16"/>
-                <w:lang w:eastAsia="ko-KR"/>
-              </w:rPr>
-              <w:t>정기 모니터링 필요, 미조치 또는 승인 대기 현황 확인 필요</w:t>
+              <w:t>정기 모니터링 필요</w:t>
             </w:r>
           </w:p>
         </w:tc>
@@ -1149,7 +1117,7 @@
                 <w:sz w:val="18"/>
                 <w:lang w:eastAsia="ko-KR"/>
               </w:rPr>
-              <w:t>위 표는 동일 구역과 동일 위험 유형이 반복 기록된 후보를 기준으로 정리한 것이다. 반복 위험 그룹은 2건, 고위험 기록은 4건, 미조치 또는 승인 대기 기록은 9건이다.</w:t>
+              <w:t>위 표는 동일 구역과 동일 위험 유형이 반복 기록된 후보를 기준으로 정리한 것이다. 반복 위험 그룹은 0건, 고위험 기록은 0건, 미조치 또는 승인 대기 기록은 0건이다.</w:t>
             </w:r>
           </w:p>
         </w:tc>
@@ -1188,8 +1156,13 @@
               <w:right w:val="nil"/>
             </w:tcBorders>
             <w:shd w:val="clear" w:color="auto" w:fill="123B67"/>
+            <w:vAlign w:val="center"/>
           </w:tcPr>
           <w:p>
+            <w:pPr>
+              <w:spacing w:after="0"/>
+              <w:jc w:val="center"/>
+            </w:pPr>
             <w:r>
               <w:rPr>
                 <w:b/>
@@ -1211,9 +1184,11 @@
               <w:right w:val="nil"/>
             </w:tcBorders>
             <w:shd w:val="clear" w:color="auto" w:fill="FFFFFF"/>
+            <w:vAlign w:val="center"/>
           </w:tcPr>
           <w:p>
             <w:pPr>
+              <w:spacing w:after="0"/>
               <w:rPr>
                 <w:b/>
                 <w:color w:val="123B67"/>
@@ -1234,6 +1209,7 @@
           </w:p>
           <w:p>
             <w:pPr>
+              <w:spacing w:after="0"/>
               <w:rPr>
                 <w:lang w:eastAsia="ko-KR"/>
               </w:rPr>
@@ -1328,7 +1304,7 @@
                 <w:sz w:val="20"/>
                 <w:lang w:eastAsia="ko-KR"/>
               </w:rPr>
-              <w:t>안전관리부서는 C동 하역장과 B동 자재창고에서 반복 발생하는 위험에 대해 기존 조치의 효과성을 검토하고, 재발 방지 대책을 수립할 것.</w:t>
+              <w:t>안전관리부서는 점검 및 위험 평가 기록의 상세화와 표준화를 추진하여 위험도 평가의 신뢰성을 확보할 것.</w:t>
             </w:r>
           </w:p>
         </w:tc>
@@ -1401,7 +1377,7 @@
                 <w:sz w:val="20"/>
                 <w:lang w:eastAsia="ko-KR"/>
               </w:rPr>
-              <w:t>현장관리자는 집과 기석님 집에서 발생한 고위험 화재 감지 위험에 대해 즉각적인 조치 및 승인 절차를 완료할 것.</w:t>
+              <w:t>안전관리부서는 고위험 및 반복 위험 사례에 대한 체계적 모니터링을 강화하고 보고 체계를 개선할 것.</w:t>
             </w:r>
           </w:p>
         </w:tc>
@@ -1474,7 +1450,7 @@
                 <w:sz w:val="20"/>
                 <w:lang w:eastAsia="ko-KR"/>
               </w:rPr>
-              <w:t>담당 부서는 조치 및 승인 미완료 상태인 점검 기록에 대해 신속한 이행을 독려하고, 미조치 항목에 대한 관리 체계를 강화할 것.</w:t>
+              <w:t>담당 부서는 미완료 조치 및 승인 대기 사례 발생 시 신속히 보고하고 조치 이행 관리 체계를 마련할 것.</w:t>
             </w:r>
           </w:p>
         </w:tc>
@@ -1547,80 +1523,7 @@
                 <w:sz w:val="20"/>
                 <w:lang w:eastAsia="ko-KR"/>
               </w:rPr>
-              <w:t>안전관리부서는 정기 점검 프로세스의 실효성을 점검하고, 반복 위험 발생 구역에 대한 집중 관리 방안을 마련할 것.</w:t>
-            </w:r>
-          </w:p>
-        </w:tc>
-      </w:tr>
-      <w:tr>
-        <w:tc>
-          <w:tcPr>
-            <w:tcW w:w="1143" w:type="dxa"/>
-            <w:tcBorders>
-              <w:top w:val="single" w:sz="6" w:space="0" w:color="D7E2EE"/>
-              <w:left w:val="single" w:sz="6" w:space="0" w:color="D7E2EE"/>
-              <w:bottom w:val="single" w:sz="6" w:space="0" w:color="D7E2EE"/>
-              <w:right w:val="single" w:sz="6" w:space="0" w:color="D7E2EE"/>
-            </w:tcBorders>
-            <w:shd w:val="clear" w:color="auto" w:fill="EAF3FB"/>
-            <w:tcMar>
-              <w:top w:w="110" w:type="dxa"/>
-              <w:left w:w="150" w:type="dxa"/>
-              <w:bottom w:w="110" w:type="dxa"/>
-              <w:right w:w="150" w:type="dxa"/>
-            </w:tcMar>
-          </w:tcPr>
-          <w:p>
-            <w:pPr>
-              <w:jc w:val="center"/>
-              <w:rPr>
-                <w:lang w:eastAsia="ko-KR"/>
-              </w:rPr>
-            </w:pPr>
-            <w:r>
-              <w:rPr>
-                <w:rFonts w:hint="eastAsia"/>
-                <w:b/>
-                <w:color w:val="123B67"/>
-                <w:sz w:val="18"/>
-                <w:lang w:eastAsia="ko-KR"/>
-              </w:rPr>
-              <w:t>5</w:t>
-            </w:r>
-          </w:p>
-        </w:tc>
-        <w:tc>
-          <w:tcPr>
-            <w:tcW w:w="9194" w:type="dxa"/>
-            <w:tcBorders>
-              <w:top w:val="single" w:sz="6" w:space="0" w:color="D7E2EE"/>
-              <w:left w:val="single" w:sz="6" w:space="0" w:color="D7E2EE"/>
-              <w:bottom w:val="single" w:sz="6" w:space="0" w:color="D7E2EE"/>
-              <w:right w:val="single" w:sz="6" w:space="0" w:color="D7E2EE"/>
-            </w:tcBorders>
-            <w:shd w:val="clear" w:color="auto" w:fill="FFFFFF"/>
-            <w:tcMar>
-              <w:top w:w="110" w:type="dxa"/>
-              <w:left w:w="150" w:type="dxa"/>
-              <w:bottom w:w="110" w:type="dxa"/>
-              <w:right w:w="150" w:type="dxa"/>
-            </w:tcMar>
-          </w:tcPr>
-          <w:p>
-            <w:pPr>
-              <w:rPr>
-                <w:bCs/>
-                <w:lang w:eastAsia="ko-KR"/>
-              </w:rPr>
-            </w:pPr>
-            <w:r>
-              <w:rPr>
-                <w:rFonts w:hint="eastAsia"/>
-                <w:bCs/>
-                <w:sz w:val="20"/>
-                <w:lang w:eastAsia="ko-KR"/>
-              </w:rPr>
-              <w:t>경영책임자는 위험 발생 현황과 조치 진행 상황을 주기적으로 모니터링할 수 있는 보고 체계를 구축할 것.</w:t>
+              <w:t>데이터 관리 부서는 데이터 수집 및 기록 관리 프로세스를 개선하여 경영책임자 검토에 필요한 충분한 정보를 확보할 것.</w:t>
             </w:r>
           </w:p>
         </w:tc>
@@ -1675,9 +1578,11 @@
               <w:right w:val="nil"/>
             </w:tcBorders>
             <w:shd w:val="clear" w:color="auto" w:fill="123B67"/>
+            <w:vAlign w:val="center"/>
           </w:tcPr>
           <w:p>
             <w:pPr>
+              <w:spacing w:after="0"/>
               <w:jc w:val="center"/>
             </w:pPr>
             <w:r>
@@ -1773,7 +1678,7 @@
                 <w:sz w:val="22"/>
                 <w:lang w:eastAsia="ko-KR"/>
               </w:rPr>
-              <w:t>본 검토 결과 C동 하역장과 B동 자재창고에서 동일 위험 유형이 반복 발생하고 있으며, 조치 및 승인 미완료 상태가 다수 확인됐다. 집과 기석님 집에서 발생한 고위험 화재 감지 위험은 즉각적인 대응이 필요하다. 반복 위험 관리와 조치 이행 점검을 우선 관리 대상으로 정한다. 재발 방지 대책을 마련하고 조치 및 승인 절차의 신속한 이행을 확보한다. 위험 발생 현황과 조치 진행 상황을 주기적으로 모니터링할 수 있는 보고 체계를 구축하여 지속적인 안전 관리를 강화한다.</w:t>
+              <w:t>본 검토 결과 점검 기록이 단일 건에 한정되고 위험도 평가가 불명확하여 현재 위험 수준 판단에 한계가 있다. 고위험 및 반복 위험 사례가 없고 미조치 또는 승인 대기 기록도 없어 위험 관리 필요성은 낮다. 위험 유형과 조치 내용이 구체적이지 않아 조치 적절성 평가가 어렵다. 점검 및 위험 평가 기록의 상세화와 표준화를 추진하고 데이터 수집 및 관리 프로세스를 개선하여 충분한 정보를 확보한다. 반복 위험 관리와 조치 이행 점검을 우선 관리 대상으로 정하고 체계적 모니터링을 강화한다.</w:t>
             </w:r>
           </w:p>
         </w:tc>
@@ -1797,8 +1702,8 @@
       </w:r>
     </w:p>
     <w:sectPr>
-      <w:headerReference w:type="default" r:id="rId8"/>
-      <w:footerReference w:type="default" r:id="rId9"/>
+      <w:headerReference w:type="default" r:id="rId9"/>
+      <w:footerReference w:type="default" r:id="rId10"/>
       <w:pgSz w:w="11909" w:h="16834"/>
       <w:pgMar w:top="792" w:right="936" w:bottom="792" w:left="936" w:header="720" w:footer="720" w:gutter="0"/>
       <w:cols w:space="720"/>

--- a/report_agent/output/management_reports/management_review_order.docx
+++ b/report_agent/output/management_reports/management_review_order.docx
@@ -483,7 +483,7 @@
                 <w:rFonts w:hint="eastAsia"/>
                 <w:lang w:eastAsia="ko-KR"/>
               </w:rPr>
-              <w:t>2026-08-10</w:t>
+              <w:t>2026-08-11</w:t>
             </w:r>
           </w:p>
         </w:tc>
@@ -702,7 +702,7 @@
                 <w:rFonts w:hint="eastAsia"/>
                 <w:lang w:eastAsia="ko-KR"/>
               </w:rPr>
-              <w:t>최근 점검 기록이 1건으로 매우 제한적이며 위험도 평가가 'UNKNOWN'으로 명확하지 않다. 고위험 또는 중대위험 사례가 보고되지 않아 현재 위험 수준 파악에 한계가 있다. 조치 완료 및 승인 완료된 기록이 있으나 반복 발생 및 미조치 사례가 없어 추가 위험 관리 필요성은 낮다. 데이터가 단일 건에 한정되어 경영책임자의 의사결정에 필요한 정보가 부족하다.</w:t>
+              <w:t>현재 제공된 데이터 내에 이상 패턴, 고위험 사례, 미조치 또는 승인 대기 상태의 기록이 존재하지 않는다. 점검 및 조치 기록이 전무하여 반복 발생 위험이나 관리 체계의 취약점 파악이 불가능하다. 체계적인 기록 수집과 고위험 및 반복 위험에 대한 모니터링 체계 구축이 필요. 조치 완료 및 승인 절차를 엄격히 관리하여 미조치 및 승인 대기 상태가 발생하지 않도록 할 것.</w:t>
             </w:r>
           </w:p>
         </w:tc>
@@ -1304,7 +1304,7 @@
                 <w:sz w:val="20"/>
                 <w:lang w:eastAsia="ko-KR"/>
               </w:rPr>
-              <w:t>안전관리부서는 점검 및 위험 평가 기록의 상세화와 표준화를 추진하여 위험도 평가의 신뢰성을 확보할 것.</w:t>
+              <w:t>현장 점검 및 위험 관리 기록의 체계적 수집과 보고를 즉시 시행할 것</w:t>
             </w:r>
           </w:p>
         </w:tc>
@@ -1377,7 +1377,7 @@
                 <w:sz w:val="20"/>
                 <w:lang w:eastAsia="ko-KR"/>
               </w:rPr>
-              <w:t>안전관리부서는 고위험 및 반복 위험 사례에 대한 체계적 모니터링을 강화하고 보고 체계를 개선할 것.</w:t>
+              <w:t>고위험 및 반복 위험 유형에 대한 모니터링 체계를 구축하여 조기 경고 및 신속 대응이 가능하도록 관리 체계를 강화할 것</w:t>
             </w:r>
           </w:p>
         </w:tc>
@@ -1450,80 +1450,7 @@
                 <w:sz w:val="20"/>
                 <w:lang w:eastAsia="ko-KR"/>
               </w:rPr>
-              <w:t>담당 부서는 미완료 조치 및 승인 대기 사례 발생 시 신속히 보고하고 조치 이행 관리 체계를 마련할 것.</w:t>
-            </w:r>
-          </w:p>
-        </w:tc>
-      </w:tr>
-      <w:tr>
-        <w:tc>
-          <w:tcPr>
-            <w:tcW w:w="1143" w:type="dxa"/>
-            <w:tcBorders>
-              <w:top w:val="single" w:sz="6" w:space="0" w:color="D7E2EE"/>
-              <w:left w:val="single" w:sz="6" w:space="0" w:color="D7E2EE"/>
-              <w:bottom w:val="single" w:sz="6" w:space="0" w:color="D7E2EE"/>
-              <w:right w:val="single" w:sz="6" w:space="0" w:color="D7E2EE"/>
-            </w:tcBorders>
-            <w:shd w:val="clear" w:color="auto" w:fill="EAF3FB"/>
-            <w:tcMar>
-              <w:top w:w="110" w:type="dxa"/>
-              <w:left w:w="150" w:type="dxa"/>
-              <w:bottom w:w="110" w:type="dxa"/>
-              <w:right w:w="150" w:type="dxa"/>
-            </w:tcMar>
-          </w:tcPr>
-          <w:p>
-            <w:pPr>
-              <w:jc w:val="center"/>
-              <w:rPr>
-                <w:lang w:eastAsia="ko-KR"/>
-              </w:rPr>
-            </w:pPr>
-            <w:r>
-              <w:rPr>
-                <w:rFonts w:hint="eastAsia"/>
-                <w:b/>
-                <w:color w:val="123B67"/>
-                <w:sz w:val="18"/>
-                <w:lang w:eastAsia="ko-KR"/>
-              </w:rPr>
-              <w:t>4</w:t>
-            </w:r>
-          </w:p>
-        </w:tc>
-        <w:tc>
-          <w:tcPr>
-            <w:tcW w:w="9194" w:type="dxa"/>
-            <w:tcBorders>
-              <w:top w:val="single" w:sz="6" w:space="0" w:color="D7E2EE"/>
-              <w:left w:val="single" w:sz="6" w:space="0" w:color="D7E2EE"/>
-              <w:bottom w:val="single" w:sz="6" w:space="0" w:color="D7E2EE"/>
-              <w:right w:val="single" w:sz="6" w:space="0" w:color="D7E2EE"/>
-            </w:tcBorders>
-            <w:shd w:val="clear" w:color="auto" w:fill="FFFFFF"/>
-            <w:tcMar>
-              <w:top w:w="110" w:type="dxa"/>
-              <w:left w:w="150" w:type="dxa"/>
-              <w:bottom w:w="110" w:type="dxa"/>
-              <w:right w:w="150" w:type="dxa"/>
-            </w:tcMar>
-          </w:tcPr>
-          <w:p>
-            <w:pPr>
-              <w:rPr>
-                <w:bCs/>
-                <w:lang w:eastAsia="ko-KR"/>
-              </w:rPr>
-            </w:pPr>
-            <w:r>
-              <w:rPr>
-                <w:rFonts w:hint="eastAsia"/>
-                <w:bCs/>
-                <w:sz w:val="20"/>
-                <w:lang w:eastAsia="ko-KR"/>
-              </w:rPr>
-              <w:t>데이터 관리 부서는 데이터 수집 및 기록 관리 프로세스를 개선하여 경영책임자 검토에 필요한 충분한 정보를 확보할 것.</w:t>
+              <w:t>미조치 또는 승인 대기 상태의 위험 기록이 발생하지 않도록 조치 완료 및 승인 절차를 엄격히 관리할 것</w:t>
             </w:r>
           </w:p>
         </w:tc>
@@ -1678,7 +1605,7 @@
                 <w:sz w:val="22"/>
                 <w:lang w:eastAsia="ko-KR"/>
               </w:rPr>
-              <w:t>본 검토 결과 점검 기록이 단일 건에 한정되고 위험도 평가가 불명확하여 현재 위험 수준 판단에 한계가 있다. 고위험 및 반복 위험 사례가 없고 미조치 또는 승인 대기 기록도 없어 위험 관리 필요성은 낮다. 위험 유형과 조치 내용이 구체적이지 않아 조치 적절성 평가가 어렵다. 점검 및 위험 평가 기록의 상세화와 표준화를 추진하고 데이터 수집 및 관리 프로세스를 개선하여 충분한 정보를 확보한다. 반복 위험 관리와 조치 이행 점검을 우선 관리 대상으로 정하고 체계적 모니터링을 강화한다.</w:t>
+              <w:t>점검 및 조치 기록이 전무하여 위험 관리 현황 파악이 불가능하다. 기록의 체계적 수집과 고위험 및 반복 위험에 대한 모니터링 체계 구축이 필요하다. 조치 완료 및 승인 절차를 엄격히 관리하여 미조치 및 승인 대기 상태가 발생하지 않도록 한다. 반복 위험 관리와 조치 이행 점검을 우선 관리 대상으로 정한다.</w:t>
             </w:r>
           </w:p>
         </w:tc>

--- a/report_agent/output/management_reports/management_review_order.docx
+++ b/report_agent/output/management_reports/management_review_order.docx
@@ -483,7 +483,7 @@
                 <w:rFonts w:hint="eastAsia"/>
                 <w:lang w:eastAsia="ko-KR"/>
               </w:rPr>
-              <w:t>2026-08-10</w:t>
+              <w:t>2026-08-11</w:t>
             </w:r>
           </w:p>
         </w:tc>
@@ -702,7 +702,7 @@
                 <w:rFonts w:hint="eastAsia"/>
                 <w:lang w:eastAsia="ko-KR"/>
               </w:rPr>
-              <w:t>최근 점검 기록이 1건으로 매우 제한적이며 위험도 평가가 'UNKNOWN'으로 명확하지 않다. 고위험 또는 중대위험 사례가 보고되지 않아 현재 위험 수준 파악에 한계가 있다. 조치 완료 및 승인 완료된 기록이 있으나 반복 발생 및 미조치 사례가 없어 추가 위험 관리 필요성은 낮다. 데이터가 단일 건에 한정되어 경영책임자의 의사결정에 필요한 정보가 부족하다.</w:t>
+              <w:t>검토 대상 기간 내 점검 및 이상 패턴 데이터가 전무하여 이상 발생 현황과 위험 관리 상태를 파악할 수 없다. 고위험 및 반복 위험 유형에 대한 데이터가 없어 위험도 평가와 조치 이행 상태 검토가 불가능하다. 데이터 부재로 인해 경영책임자가 검토해야 할 의사결정 포인트가 식별되지 않는다. 전반적인 데이터 수집 및 관리 체계 개선이 필요.</w:t>
             </w:r>
           </w:p>
         </w:tc>
@@ -1304,7 +1304,7 @@
                 <w:sz w:val="20"/>
                 <w:lang w:eastAsia="ko-KR"/>
               </w:rPr>
-              <w:t>안전관리부서는 점검 및 위험 평가 기록의 상세화와 표준화를 추진하여 위험도 평가의 신뢰성을 확보할 것.</w:t>
+              <w:t>안전관리부서는 데이터 수집 및 기록 체계의 정상 작동 여부를 즉시 점검할 것</w:t>
             </w:r>
           </w:p>
         </w:tc>
@@ -1377,7 +1377,7 @@
                 <w:sz w:val="20"/>
                 <w:lang w:eastAsia="ko-KR"/>
               </w:rPr>
-              <w:t>안전관리부서는 고위험 및 반복 위험 사례에 대한 체계적 모니터링을 강화하고 보고 체계를 개선할 것.</w:t>
+              <w:t>현장관리자는 데이터 입력 및 관리 절차 준수를 철저히 이행할 것</w:t>
             </w:r>
           </w:p>
         </w:tc>
@@ -1450,7 +1450,7 @@
                 <w:sz w:val="20"/>
                 <w:lang w:eastAsia="ko-KR"/>
               </w:rPr>
-              <w:t>담당 부서는 미완료 조치 및 승인 대기 사례 발생 시 신속히 보고하고 조치 이행 관리 체계를 마련할 것.</w:t>
+              <w:t>정보기술부서는 점검 및 이상 발생 기록을 체계적으로 확보할 수 있는 관리 시스템 개선을 추진할 것</w:t>
             </w:r>
           </w:p>
         </w:tc>
@@ -1523,7 +1523,7 @@
                 <w:sz w:val="20"/>
                 <w:lang w:eastAsia="ko-KR"/>
               </w:rPr>
-              <w:t>데이터 관리 부서는 데이터 수집 및 기록 관리 프로세스를 개선하여 경영책임자 검토에 필요한 충분한 정보를 확보할 것.</w:t>
+              <w:t>안전관리부서는 고위험 및 반복 위험 유형에 대한 모니터링 체계를 구축하여 조기 경고 및 신속 대응이 가능하도록 할 것</w:t>
             </w:r>
           </w:p>
         </w:tc>
@@ -1678,7 +1678,7 @@
                 <w:sz w:val="22"/>
                 <w:lang w:eastAsia="ko-KR"/>
               </w:rPr>
-              <w:t>본 검토 결과 점검 기록이 단일 건에 한정되고 위험도 평가가 불명확하여 현재 위험 수준 판단에 한계가 있다. 고위험 및 반복 위험 사례가 없고 미조치 또는 승인 대기 기록도 없어 위험 관리 필요성은 낮다. 위험 유형과 조치 내용이 구체적이지 않아 조치 적절성 평가가 어렵다. 점검 및 위험 평가 기록의 상세화와 표준화를 추진하고 데이터 수집 및 관리 프로세스를 개선하여 충분한 정보를 확보한다. 반복 위험 관리와 조치 이행 점검을 우선 관리 대상으로 정하고 체계적 모니터링을 강화한다.</w:t>
+              <w:t>본 검토 결과 점검 및 이상 기록 데이터가 전무하여 위험 관리 현황을 평가할 수 없다. 데이터 수집 및 기록 체계의 정상 작동 여부를 우선 점검하고, 데이터 입력 및 관리 절차 준수를 철저히 강화한다. 고위험 및 반복 위험 유형에 대한 모니터링 체계를 구축하여 조기 경고와 신속 대응이 가능하도록 관리 시스템을 개선한다. 반복 위험 관리와 조치 이행 점검을 최우선 관리 대상으로 삼는다.</w:t>
             </w:r>
           </w:p>
         </w:tc>

--- a/report_agent/output/management_reports/management_review_order.docx
+++ b/report_agent/output/management_reports/management_review_order.docx
@@ -414,7 +414,7 @@
           </w:tcPr>
           <w:p>
             <w:r>
-              <w:t>- ~ -</w:t>
+              <w:t>2026-07-28 ~ 2026-08-03</w:t>
             </w:r>
           </w:p>
         </w:tc>
@@ -702,7 +702,7 @@
                 <w:rFonts w:hint="eastAsia"/>
                 <w:lang w:eastAsia="ko-KR"/>
               </w:rPr>
-              <w:t>검토 대상 기간 내 점검 및 이상 패턴 데이터가 전무하여 이상 발생 현황과 위험 관리 상태를 파악할 수 없다. 고위험 및 반복 위험 유형에 대한 데이터가 없어 위험도 평가와 조치 이행 상태 검토가 불가능하다. 데이터 부재로 인해 경영책임자가 검토해야 할 의사결정 포인트가 식별되지 않는다. 전반적인 데이터 수집 및 관리 체계 개선이 필요.</w:t>
+              <w:t>B동 2층, 기석님 집, 집, 운동장 등에서 고위험 화재 감지 위험이 반복적으로 발생하고 있으며, 관련 조치 중 상당수가 미완료 또는 승인 대기 상태임을 확인했다. C동 하역장과 D동 정문에서는 중위험 충돌 위험이 다수 반복되고 있으나 조치 및 승인 진행이 전무한 상태이다. B동 자재창고 및 A동 복도에서는 중위험 적재물 위험이 반복되나 조치 완료율이 낮고 승인 대기 항목이 많아 신속한 관리가 필요. 전체적으로 동일 구역 내 동일 위험 유형의 반복 발생이 빈번하며, 조치 완료 후 재발 방지 효과 확인이 이루어지지 않아 위험 관리 체계의 실효성에 의문이 제기된다. 미조치 및 승인 대기 건수가 전체 점검 기록의 절반 이상으로, 경영책임자의 신속한 의사결정과 조치 승인 지시가 시급하다.</w:t>
             </w:r>
           </w:p>
         </w:tc>
@@ -991,7 +991,7 @@
                 <w:rFonts w:hint="eastAsia"/>
                 <w:sz w:val="16"/>
               </w:rPr>
-              <w:t>-</w:t>
+              <w:t>B동 2층</w:t>
             </w:r>
           </w:p>
         </w:tc>
@@ -1016,7 +1016,7 @@
                 <w:rFonts w:hint="eastAsia"/>
                 <w:sz w:val="16"/>
               </w:rPr>
-              <w:t>-</w:t>
+              <w:t>화재 감지</w:t>
             </w:r>
           </w:p>
         </w:tc>
@@ -1040,7 +1040,7 @@
               <w:rPr>
                 <w:sz w:val="16"/>
               </w:rPr>
-              <w:t>UNKNOWN</w:t>
+              <w:t>HIGH</w:t>
             </w:r>
           </w:p>
         </w:tc>
@@ -1068,7 +1068,735 @@
                 <w:sz w:val="16"/>
                 <w:lang w:eastAsia="ko-KR"/>
               </w:rPr>
-              <w:t>정기 모니터링 필요</w:t>
+              <w:t>경영책임자 우선 검토 필요, 미조치 또는 승인 대기 현황 확인 필요, 반복 발생 관리 기준 보완 필요</w:t>
+            </w:r>
+          </w:p>
+        </w:tc>
+      </w:tr>
+      <w:tr>
+        <w:tc>
+          <w:tcPr>
+            <w:tcW w:w="1077" w:type="dxa"/>
+            <w:shd w:val="clear" w:color="auto" w:fill="FFFFFF"/>
+            <w:tcMar>
+              <w:top w:w="100" w:type="dxa"/>
+              <w:left w:w="70" w:type="dxa"/>
+              <w:bottom w:w="100" w:type="dxa"/>
+              <w:right w:w="70" w:type="dxa"/>
+            </w:tcMar>
+            <w:vAlign w:val="center"/>
+          </w:tcPr>
+          <w:p>
+            <w:pPr>
+              <w:jc w:val="center"/>
+            </w:pPr>
+            <w:r>
+              <w:rPr>
+                <w:rFonts w:hint="eastAsia"/>
+                <w:sz w:val="16"/>
+              </w:rPr>
+              <w:t>기석님 집</w:t>
+            </w:r>
+          </w:p>
+        </w:tc>
+        <w:tc>
+          <w:tcPr>
+            <w:tcW w:w="1323" w:type="dxa"/>
+            <w:shd w:val="clear" w:color="auto" w:fill="FFFFFF"/>
+            <w:tcMar>
+              <w:top w:w="100" w:type="dxa"/>
+              <w:left w:w="70" w:type="dxa"/>
+              <w:bottom w:w="100" w:type="dxa"/>
+              <w:right w:w="70" w:type="dxa"/>
+            </w:tcMar>
+            <w:vAlign w:val="center"/>
+          </w:tcPr>
+          <w:p>
+            <w:pPr>
+              <w:jc w:val="center"/>
+            </w:pPr>
+            <w:r>
+              <w:rPr>
+                <w:rFonts w:hint="eastAsia"/>
+                <w:sz w:val="16"/>
+              </w:rPr>
+              <w:t>화재 감지</w:t>
+            </w:r>
+          </w:p>
+        </w:tc>
+        <w:tc>
+          <w:tcPr>
+            <w:tcW w:w="1386" w:type="dxa"/>
+            <w:shd w:val="clear" w:color="auto" w:fill="FFFFFF"/>
+            <w:tcMar>
+              <w:top w:w="100" w:type="dxa"/>
+              <w:left w:w="70" w:type="dxa"/>
+              <w:bottom w:w="100" w:type="dxa"/>
+              <w:right w:w="70" w:type="dxa"/>
+            </w:tcMar>
+            <w:vAlign w:val="center"/>
+          </w:tcPr>
+          <w:p>
+            <w:pPr>
+              <w:jc w:val="center"/>
+            </w:pPr>
+            <w:r>
+              <w:rPr>
+                <w:sz w:val="16"/>
+              </w:rPr>
+              <w:t>HIGH</w:t>
+            </w:r>
+          </w:p>
+        </w:tc>
+        <w:tc>
+          <w:tcPr>
+            <w:tcW w:w="6349" w:type="dxa"/>
+            <w:shd w:val="clear" w:color="auto" w:fill="FFFFFF"/>
+            <w:tcMar>
+              <w:top w:w="100" w:type="dxa"/>
+              <w:left w:w="70" w:type="dxa"/>
+              <w:bottom w:w="100" w:type="dxa"/>
+              <w:right w:w="70" w:type="dxa"/>
+            </w:tcMar>
+            <w:vAlign w:val="center"/>
+          </w:tcPr>
+          <w:p>
+            <w:pPr>
+              <w:rPr>
+                <w:lang w:eastAsia="ko-KR"/>
+              </w:rPr>
+            </w:pPr>
+            <w:r>
+              <w:rPr>
+                <w:rFonts w:hint="eastAsia"/>
+                <w:sz w:val="16"/>
+                <w:lang w:eastAsia="ko-KR"/>
+              </w:rPr>
+              <w:t>경영책임자 우선 검토 필요, 미조치 또는 승인 대기 현황 확인 필요, 반복 발생 관리 기준 보완 필요</w:t>
+            </w:r>
+          </w:p>
+        </w:tc>
+      </w:tr>
+      <w:tr>
+        <w:tc>
+          <w:tcPr>
+            <w:tcW w:w="1077" w:type="dxa"/>
+            <w:shd w:val="clear" w:color="auto" w:fill="FFFFFF"/>
+            <w:tcMar>
+              <w:top w:w="100" w:type="dxa"/>
+              <w:left w:w="70" w:type="dxa"/>
+              <w:bottom w:w="100" w:type="dxa"/>
+              <w:right w:w="70" w:type="dxa"/>
+            </w:tcMar>
+            <w:vAlign w:val="center"/>
+          </w:tcPr>
+          <w:p>
+            <w:pPr>
+              <w:jc w:val="center"/>
+            </w:pPr>
+            <w:r>
+              <w:rPr>
+                <w:rFonts w:hint="eastAsia"/>
+                <w:sz w:val="16"/>
+              </w:rPr>
+              <w:t>집</w:t>
+            </w:r>
+          </w:p>
+        </w:tc>
+        <w:tc>
+          <w:tcPr>
+            <w:tcW w:w="1323" w:type="dxa"/>
+            <w:shd w:val="clear" w:color="auto" w:fill="FFFFFF"/>
+            <w:tcMar>
+              <w:top w:w="100" w:type="dxa"/>
+              <w:left w:w="70" w:type="dxa"/>
+              <w:bottom w:w="100" w:type="dxa"/>
+              <w:right w:w="70" w:type="dxa"/>
+            </w:tcMar>
+            <w:vAlign w:val="center"/>
+          </w:tcPr>
+          <w:p>
+            <w:pPr>
+              <w:jc w:val="center"/>
+            </w:pPr>
+            <w:r>
+              <w:rPr>
+                <w:rFonts w:hint="eastAsia"/>
+                <w:sz w:val="16"/>
+              </w:rPr>
+              <w:t>화재 감지</w:t>
+            </w:r>
+          </w:p>
+        </w:tc>
+        <w:tc>
+          <w:tcPr>
+            <w:tcW w:w="1386" w:type="dxa"/>
+            <w:shd w:val="clear" w:color="auto" w:fill="FFFFFF"/>
+            <w:tcMar>
+              <w:top w:w="100" w:type="dxa"/>
+              <w:left w:w="70" w:type="dxa"/>
+              <w:bottom w:w="100" w:type="dxa"/>
+              <w:right w:w="70" w:type="dxa"/>
+            </w:tcMar>
+            <w:vAlign w:val="center"/>
+          </w:tcPr>
+          <w:p>
+            <w:pPr>
+              <w:jc w:val="center"/>
+            </w:pPr>
+            <w:r>
+              <w:rPr>
+                <w:sz w:val="16"/>
+              </w:rPr>
+              <w:t>HIGH</w:t>
+            </w:r>
+          </w:p>
+        </w:tc>
+        <w:tc>
+          <w:tcPr>
+            <w:tcW w:w="6349" w:type="dxa"/>
+            <w:shd w:val="clear" w:color="auto" w:fill="FFFFFF"/>
+            <w:tcMar>
+              <w:top w:w="100" w:type="dxa"/>
+              <w:left w:w="70" w:type="dxa"/>
+              <w:bottom w:w="100" w:type="dxa"/>
+              <w:right w:w="70" w:type="dxa"/>
+            </w:tcMar>
+            <w:vAlign w:val="center"/>
+          </w:tcPr>
+          <w:p>
+            <w:pPr>
+              <w:rPr>
+                <w:lang w:eastAsia="ko-KR"/>
+              </w:rPr>
+            </w:pPr>
+            <w:r>
+              <w:rPr>
+                <w:rFonts w:hint="eastAsia"/>
+                <w:sz w:val="16"/>
+                <w:lang w:eastAsia="ko-KR"/>
+              </w:rPr>
+              <w:t>경영책임자 우선 검토 필요, 미조치 또는 승인 대기 현황 확인 필요, 반복 발생 관리 기준 보완 필요</w:t>
+            </w:r>
+          </w:p>
+        </w:tc>
+      </w:tr>
+      <w:tr>
+        <w:tc>
+          <w:tcPr>
+            <w:tcW w:w="1077" w:type="dxa"/>
+            <w:shd w:val="clear" w:color="auto" w:fill="FFFFFF"/>
+            <w:tcMar>
+              <w:top w:w="100" w:type="dxa"/>
+              <w:left w:w="70" w:type="dxa"/>
+              <w:bottom w:w="100" w:type="dxa"/>
+              <w:right w:w="70" w:type="dxa"/>
+            </w:tcMar>
+            <w:vAlign w:val="center"/>
+          </w:tcPr>
+          <w:p>
+            <w:pPr>
+              <w:jc w:val="center"/>
+            </w:pPr>
+            <w:r>
+              <w:rPr>
+                <w:rFonts w:hint="eastAsia"/>
+                <w:sz w:val="16"/>
+              </w:rPr>
+              <w:t>C동 하역장</w:t>
+            </w:r>
+          </w:p>
+        </w:tc>
+        <w:tc>
+          <w:tcPr>
+            <w:tcW w:w="1323" w:type="dxa"/>
+            <w:shd w:val="clear" w:color="auto" w:fill="FFFFFF"/>
+            <w:tcMar>
+              <w:top w:w="100" w:type="dxa"/>
+              <w:left w:w="70" w:type="dxa"/>
+              <w:bottom w:w="100" w:type="dxa"/>
+              <w:right w:w="70" w:type="dxa"/>
+            </w:tcMar>
+            <w:vAlign w:val="center"/>
+          </w:tcPr>
+          <w:p>
+            <w:pPr>
+              <w:jc w:val="center"/>
+            </w:pPr>
+            <w:r>
+              <w:rPr>
+                <w:rFonts w:hint="eastAsia"/>
+                <w:sz w:val="16"/>
+              </w:rPr>
+              <w:t>충돌</w:t>
+            </w:r>
+          </w:p>
+        </w:tc>
+        <w:tc>
+          <w:tcPr>
+            <w:tcW w:w="1386" w:type="dxa"/>
+            <w:shd w:val="clear" w:color="auto" w:fill="FFFFFF"/>
+            <w:tcMar>
+              <w:top w:w="100" w:type="dxa"/>
+              <w:left w:w="70" w:type="dxa"/>
+              <w:bottom w:w="100" w:type="dxa"/>
+              <w:right w:w="70" w:type="dxa"/>
+            </w:tcMar>
+            <w:vAlign w:val="center"/>
+          </w:tcPr>
+          <w:p>
+            <w:pPr>
+              <w:jc w:val="center"/>
+            </w:pPr>
+            <w:r>
+              <w:rPr>
+                <w:sz w:val="16"/>
+              </w:rPr>
+              <w:t>MEDIUM</w:t>
+            </w:r>
+          </w:p>
+        </w:tc>
+        <w:tc>
+          <w:tcPr>
+            <w:tcW w:w="6349" w:type="dxa"/>
+            <w:shd w:val="clear" w:color="auto" w:fill="FFFFFF"/>
+            <w:tcMar>
+              <w:top w:w="100" w:type="dxa"/>
+              <w:left w:w="70" w:type="dxa"/>
+              <w:bottom w:w="100" w:type="dxa"/>
+              <w:right w:w="70" w:type="dxa"/>
+            </w:tcMar>
+            <w:vAlign w:val="center"/>
+          </w:tcPr>
+          <w:p>
+            <w:pPr>
+              <w:rPr>
+                <w:lang w:eastAsia="ko-KR"/>
+              </w:rPr>
+            </w:pPr>
+            <w:r>
+              <w:rPr>
+                <w:rFonts w:hint="eastAsia"/>
+                <w:sz w:val="16"/>
+                <w:lang w:eastAsia="ko-KR"/>
+              </w:rPr>
+              <w:t>관리 수준 점검 필요, 미조치 또는 승인 대기 현황 확인 필요, 반복 발생 관리 기준 보완 필요</w:t>
+            </w:r>
+          </w:p>
+        </w:tc>
+      </w:tr>
+      <w:tr>
+        <w:tc>
+          <w:tcPr>
+            <w:tcW w:w="1077" w:type="dxa"/>
+            <w:shd w:val="clear" w:color="auto" w:fill="FFFFFF"/>
+            <w:tcMar>
+              <w:top w:w="100" w:type="dxa"/>
+              <w:left w:w="70" w:type="dxa"/>
+              <w:bottom w:w="100" w:type="dxa"/>
+              <w:right w:w="70" w:type="dxa"/>
+            </w:tcMar>
+            <w:vAlign w:val="center"/>
+          </w:tcPr>
+          <w:p>
+            <w:pPr>
+              <w:jc w:val="center"/>
+            </w:pPr>
+            <w:r>
+              <w:rPr>
+                <w:rFonts w:hint="eastAsia"/>
+                <w:sz w:val="16"/>
+              </w:rPr>
+              <w:t>B동 자재창고</w:t>
+            </w:r>
+          </w:p>
+        </w:tc>
+        <w:tc>
+          <w:tcPr>
+            <w:tcW w:w="1323" w:type="dxa"/>
+            <w:shd w:val="clear" w:color="auto" w:fill="FFFFFF"/>
+            <w:tcMar>
+              <w:top w:w="100" w:type="dxa"/>
+              <w:left w:w="70" w:type="dxa"/>
+              <w:bottom w:w="100" w:type="dxa"/>
+              <w:right w:w="70" w:type="dxa"/>
+            </w:tcMar>
+            <w:vAlign w:val="center"/>
+          </w:tcPr>
+          <w:p>
+            <w:pPr>
+              <w:jc w:val="center"/>
+            </w:pPr>
+            <w:r>
+              <w:rPr>
+                <w:rFonts w:hint="eastAsia"/>
+                <w:sz w:val="16"/>
+              </w:rPr>
+              <w:t>적재물</w:t>
+            </w:r>
+          </w:p>
+        </w:tc>
+        <w:tc>
+          <w:tcPr>
+            <w:tcW w:w="1386" w:type="dxa"/>
+            <w:shd w:val="clear" w:color="auto" w:fill="FFFFFF"/>
+            <w:tcMar>
+              <w:top w:w="100" w:type="dxa"/>
+              <w:left w:w="70" w:type="dxa"/>
+              <w:bottom w:w="100" w:type="dxa"/>
+              <w:right w:w="70" w:type="dxa"/>
+            </w:tcMar>
+            <w:vAlign w:val="center"/>
+          </w:tcPr>
+          <w:p>
+            <w:pPr>
+              <w:jc w:val="center"/>
+            </w:pPr>
+            <w:r>
+              <w:rPr>
+                <w:sz w:val="16"/>
+              </w:rPr>
+              <w:t>MEDIUM</w:t>
+            </w:r>
+          </w:p>
+        </w:tc>
+        <w:tc>
+          <w:tcPr>
+            <w:tcW w:w="6349" w:type="dxa"/>
+            <w:shd w:val="clear" w:color="auto" w:fill="FFFFFF"/>
+            <w:tcMar>
+              <w:top w:w="100" w:type="dxa"/>
+              <w:left w:w="70" w:type="dxa"/>
+              <w:bottom w:w="100" w:type="dxa"/>
+              <w:right w:w="70" w:type="dxa"/>
+            </w:tcMar>
+            <w:vAlign w:val="center"/>
+          </w:tcPr>
+          <w:p>
+            <w:pPr>
+              <w:rPr>
+                <w:lang w:eastAsia="ko-KR"/>
+              </w:rPr>
+            </w:pPr>
+            <w:r>
+              <w:rPr>
+                <w:rFonts w:hint="eastAsia"/>
+                <w:sz w:val="16"/>
+                <w:lang w:eastAsia="ko-KR"/>
+              </w:rPr>
+              <w:t>관리 수준 점검 필요, 미조치 또는 승인 대기 현황 확인 필요, 반복 발생 관리 기준 보완 필요</w:t>
+            </w:r>
+          </w:p>
+        </w:tc>
+      </w:tr>
+      <w:tr>
+        <w:tc>
+          <w:tcPr>
+            <w:tcW w:w="1077" w:type="dxa"/>
+            <w:shd w:val="clear" w:color="auto" w:fill="FFFFFF"/>
+            <w:tcMar>
+              <w:top w:w="100" w:type="dxa"/>
+              <w:left w:w="70" w:type="dxa"/>
+              <w:bottom w:w="100" w:type="dxa"/>
+              <w:right w:w="70" w:type="dxa"/>
+            </w:tcMar>
+            <w:vAlign w:val="center"/>
+          </w:tcPr>
+          <w:p>
+            <w:pPr>
+              <w:jc w:val="center"/>
+            </w:pPr>
+            <w:r>
+              <w:rPr>
+                <w:rFonts w:hint="eastAsia"/>
+                <w:sz w:val="16"/>
+              </w:rPr>
+              <w:t>운동장</w:t>
+            </w:r>
+          </w:p>
+        </w:tc>
+        <w:tc>
+          <w:tcPr>
+            <w:tcW w:w="1323" w:type="dxa"/>
+            <w:shd w:val="clear" w:color="auto" w:fill="FFFFFF"/>
+            <w:tcMar>
+              <w:top w:w="100" w:type="dxa"/>
+              <w:left w:w="70" w:type="dxa"/>
+              <w:bottom w:w="100" w:type="dxa"/>
+              <w:right w:w="70" w:type="dxa"/>
+            </w:tcMar>
+            <w:vAlign w:val="center"/>
+          </w:tcPr>
+          <w:p>
+            <w:pPr>
+              <w:jc w:val="center"/>
+            </w:pPr>
+            <w:r>
+              <w:rPr>
+                <w:rFonts w:hint="eastAsia"/>
+                <w:sz w:val="16"/>
+              </w:rPr>
+              <w:t>화재 감지</w:t>
+            </w:r>
+          </w:p>
+        </w:tc>
+        <w:tc>
+          <w:tcPr>
+            <w:tcW w:w="1386" w:type="dxa"/>
+            <w:shd w:val="clear" w:color="auto" w:fill="FFFFFF"/>
+            <w:tcMar>
+              <w:top w:w="100" w:type="dxa"/>
+              <w:left w:w="70" w:type="dxa"/>
+              <w:bottom w:w="100" w:type="dxa"/>
+              <w:right w:w="70" w:type="dxa"/>
+            </w:tcMar>
+            <w:vAlign w:val="center"/>
+          </w:tcPr>
+          <w:p>
+            <w:pPr>
+              <w:jc w:val="center"/>
+            </w:pPr>
+            <w:r>
+              <w:rPr>
+                <w:sz w:val="16"/>
+              </w:rPr>
+              <w:t>HIGH</w:t>
+            </w:r>
+          </w:p>
+        </w:tc>
+        <w:tc>
+          <w:tcPr>
+            <w:tcW w:w="6349" w:type="dxa"/>
+            <w:shd w:val="clear" w:color="auto" w:fill="FFFFFF"/>
+            <w:tcMar>
+              <w:top w:w="100" w:type="dxa"/>
+              <w:left w:w="70" w:type="dxa"/>
+              <w:bottom w:w="100" w:type="dxa"/>
+              <w:right w:w="70" w:type="dxa"/>
+            </w:tcMar>
+            <w:vAlign w:val="center"/>
+          </w:tcPr>
+          <w:p>
+            <w:pPr>
+              <w:rPr>
+                <w:lang w:eastAsia="ko-KR"/>
+              </w:rPr>
+            </w:pPr>
+            <w:r>
+              <w:rPr>
+                <w:rFonts w:hint="eastAsia"/>
+                <w:sz w:val="16"/>
+                <w:lang w:eastAsia="ko-KR"/>
+              </w:rPr>
+              <w:t>관리 수준 점검 필요, 반복 발생 관리 기준 보완 필요</w:t>
+            </w:r>
+          </w:p>
+        </w:tc>
+      </w:tr>
+      <w:tr>
+        <w:tc>
+          <w:tcPr>
+            <w:tcW w:w="1077" w:type="dxa"/>
+            <w:shd w:val="clear" w:color="auto" w:fill="FFFFFF"/>
+            <w:tcMar>
+              <w:top w:w="100" w:type="dxa"/>
+              <w:left w:w="70" w:type="dxa"/>
+              <w:bottom w:w="100" w:type="dxa"/>
+              <w:right w:w="70" w:type="dxa"/>
+            </w:tcMar>
+            <w:vAlign w:val="center"/>
+          </w:tcPr>
+          <w:p>
+            <w:pPr>
+              <w:jc w:val="center"/>
+            </w:pPr>
+            <w:r>
+              <w:rPr>
+                <w:rFonts w:hint="eastAsia"/>
+                <w:sz w:val="16"/>
+              </w:rPr>
+              <w:t>D동 정문</w:t>
+            </w:r>
+          </w:p>
+        </w:tc>
+        <w:tc>
+          <w:tcPr>
+            <w:tcW w:w="1323" w:type="dxa"/>
+            <w:shd w:val="clear" w:color="auto" w:fill="FFFFFF"/>
+            <w:tcMar>
+              <w:top w:w="100" w:type="dxa"/>
+              <w:left w:w="70" w:type="dxa"/>
+              <w:bottom w:w="100" w:type="dxa"/>
+              <w:right w:w="70" w:type="dxa"/>
+            </w:tcMar>
+            <w:vAlign w:val="center"/>
+          </w:tcPr>
+          <w:p>
+            <w:pPr>
+              <w:jc w:val="center"/>
+            </w:pPr>
+            <w:r>
+              <w:rPr>
+                <w:rFonts w:hint="eastAsia"/>
+                <w:sz w:val="16"/>
+              </w:rPr>
+              <w:t>충돌</w:t>
+            </w:r>
+          </w:p>
+        </w:tc>
+        <w:tc>
+          <w:tcPr>
+            <w:tcW w:w="1386" w:type="dxa"/>
+            <w:shd w:val="clear" w:color="auto" w:fill="FFFFFF"/>
+            <w:tcMar>
+              <w:top w:w="100" w:type="dxa"/>
+              <w:left w:w="70" w:type="dxa"/>
+              <w:bottom w:w="100" w:type="dxa"/>
+              <w:right w:w="70" w:type="dxa"/>
+            </w:tcMar>
+            <w:vAlign w:val="center"/>
+          </w:tcPr>
+          <w:p>
+            <w:pPr>
+              <w:jc w:val="center"/>
+            </w:pPr>
+            <w:r>
+              <w:rPr>
+                <w:sz w:val="16"/>
+              </w:rPr>
+              <w:t>MEDIUM</w:t>
+            </w:r>
+          </w:p>
+        </w:tc>
+        <w:tc>
+          <w:tcPr>
+            <w:tcW w:w="6349" w:type="dxa"/>
+            <w:shd w:val="clear" w:color="auto" w:fill="FFFFFF"/>
+            <w:tcMar>
+              <w:top w:w="100" w:type="dxa"/>
+              <w:left w:w="70" w:type="dxa"/>
+              <w:bottom w:w="100" w:type="dxa"/>
+              <w:right w:w="70" w:type="dxa"/>
+            </w:tcMar>
+            <w:vAlign w:val="center"/>
+          </w:tcPr>
+          <w:p>
+            <w:pPr>
+              <w:rPr>
+                <w:lang w:eastAsia="ko-KR"/>
+              </w:rPr>
+            </w:pPr>
+            <w:r>
+              <w:rPr>
+                <w:rFonts w:hint="eastAsia"/>
+                <w:sz w:val="16"/>
+                <w:lang w:eastAsia="ko-KR"/>
+              </w:rPr>
+              <w:t>관리 수준 점검 필요, 미조치 또는 승인 대기 현황 확인 필요, 반복 발생 관리 기준 보완 필요</w:t>
+            </w:r>
+          </w:p>
+        </w:tc>
+      </w:tr>
+      <w:tr>
+        <w:tc>
+          <w:tcPr>
+            <w:tcW w:w="1077" w:type="dxa"/>
+            <w:shd w:val="clear" w:color="auto" w:fill="FFFFFF"/>
+            <w:tcMar>
+              <w:top w:w="100" w:type="dxa"/>
+              <w:left w:w="70" w:type="dxa"/>
+              <w:bottom w:w="100" w:type="dxa"/>
+              <w:right w:w="70" w:type="dxa"/>
+            </w:tcMar>
+            <w:vAlign w:val="center"/>
+          </w:tcPr>
+          <w:p>
+            <w:pPr>
+              <w:jc w:val="center"/>
+            </w:pPr>
+            <w:r>
+              <w:rPr>
+                <w:rFonts w:hint="eastAsia"/>
+                <w:sz w:val="16"/>
+              </w:rPr>
+              <w:t>A동 복도</w:t>
+            </w:r>
+          </w:p>
+        </w:tc>
+        <w:tc>
+          <w:tcPr>
+            <w:tcW w:w="1323" w:type="dxa"/>
+            <w:shd w:val="clear" w:color="auto" w:fill="FFFFFF"/>
+            <w:tcMar>
+              <w:top w:w="100" w:type="dxa"/>
+              <w:left w:w="70" w:type="dxa"/>
+              <w:bottom w:w="100" w:type="dxa"/>
+              <w:right w:w="70" w:type="dxa"/>
+            </w:tcMar>
+            <w:vAlign w:val="center"/>
+          </w:tcPr>
+          <w:p>
+            <w:pPr>
+              <w:jc w:val="center"/>
+            </w:pPr>
+            <w:r>
+              <w:rPr>
+                <w:rFonts w:hint="eastAsia"/>
+                <w:sz w:val="16"/>
+              </w:rPr>
+              <w:t>적재물</w:t>
+            </w:r>
+          </w:p>
+        </w:tc>
+        <w:tc>
+          <w:tcPr>
+            <w:tcW w:w="1386" w:type="dxa"/>
+            <w:shd w:val="clear" w:color="auto" w:fill="FFFFFF"/>
+            <w:tcMar>
+              <w:top w:w="100" w:type="dxa"/>
+              <w:left w:w="70" w:type="dxa"/>
+              <w:bottom w:w="100" w:type="dxa"/>
+              <w:right w:w="70" w:type="dxa"/>
+            </w:tcMar>
+            <w:vAlign w:val="center"/>
+          </w:tcPr>
+          <w:p>
+            <w:pPr>
+              <w:jc w:val="center"/>
+            </w:pPr>
+            <w:r>
+              <w:rPr>
+                <w:sz w:val="16"/>
+              </w:rPr>
+              <w:t>MEDIUM</w:t>
+            </w:r>
+          </w:p>
+        </w:tc>
+        <w:tc>
+          <w:tcPr>
+            <w:tcW w:w="6349" w:type="dxa"/>
+            <w:shd w:val="clear" w:color="auto" w:fill="FFFFFF"/>
+            <w:tcMar>
+              <w:top w:w="100" w:type="dxa"/>
+              <w:left w:w="70" w:type="dxa"/>
+              <w:bottom w:w="100" w:type="dxa"/>
+              <w:right w:w="70" w:type="dxa"/>
+            </w:tcMar>
+            <w:vAlign w:val="center"/>
+          </w:tcPr>
+          <w:p>
+            <w:pPr>
+              <w:rPr>
+                <w:lang w:eastAsia="ko-KR"/>
+              </w:rPr>
+            </w:pPr>
+            <w:r>
+              <w:rPr>
+                <w:rFonts w:hint="eastAsia"/>
+                <w:sz w:val="16"/>
+                <w:lang w:eastAsia="ko-KR"/>
+              </w:rPr>
+              <w:t>관리 수준 점검 필요, 반복 발생 관리 기준 보완 필요</w:t>
             </w:r>
           </w:p>
         </w:tc>
@@ -1117,7 +1845,7 @@
                 <w:sz w:val="18"/>
                 <w:lang w:eastAsia="ko-KR"/>
               </w:rPr>
-              <w:t>위 표는 동일 구역과 동일 위험 유형이 반복 기록된 후보를 기준으로 정리한 것이다. 반복 위험 그룹은 0건, 고위험 기록은 0건, 미조치 또는 승인 대기 기록은 0건이다.</w:t>
+              <w:t>위 표는 동일 구역과 동일 위험 유형이 반복 기록된 후보를 기준으로 정리한 것이다. 반복 위험 그룹은 8건, 고위험 기록은 16건, 미조치 또는 승인 대기 기록은 40건이다.</w:t>
             </w:r>
           </w:p>
         </w:tc>
@@ -1304,7 +2032,7 @@
                 <w:sz w:val="20"/>
                 <w:lang w:eastAsia="ko-KR"/>
               </w:rPr>
-              <w:t>안전관리부서는 데이터 수집 및 기록 체계의 정상 작동 여부를 즉시 점검할 것</w:t>
+              <w:t>고위험 화재 감지 위험이 반복 발생하는 B동 2층, 기석님 집, 집, 운동장에 대해 즉각적인 조치 완료 및 승인 절차를 신속히 진행할 것.</w:t>
             </w:r>
           </w:p>
         </w:tc>
@@ -1377,7 +2105,7 @@
                 <w:sz w:val="20"/>
                 <w:lang w:eastAsia="ko-KR"/>
               </w:rPr>
-              <w:t>현장관리자는 데이터 입력 및 관리 절차 준수를 철저히 이행할 것</w:t>
+              <w:t>C동 하역장과 D동 정문에서 반복되는 중위험 충돌 위험에 대해 조치 계획 수립 및 실행을 지시하고, 조치 완료 후 재발 방지 효과를 검증할 것.</w:t>
             </w:r>
           </w:p>
         </w:tc>
@@ -1450,7 +2178,7 @@
                 <w:sz w:val="20"/>
                 <w:lang w:eastAsia="ko-KR"/>
               </w:rPr>
-              <w:t>정보기술부서는 점검 및 이상 발생 기록을 체계적으로 확보할 수 있는 관리 시스템 개선을 추진할 것</w:t>
+              <w:t>B동 자재창고 및 A동 복도 적재물 위험에 대해 조치 미완료 건을 신속히 처리하고, 정기 점검 및 관리 체계 개선 방안을 마련할 것.</w:t>
             </w:r>
           </w:p>
         </w:tc>
@@ -1523,7 +2251,80 @@
                 <w:sz w:val="20"/>
                 <w:lang w:eastAsia="ko-KR"/>
               </w:rPr>
-              <w:t>안전관리부서는 고위험 및 반복 위험 유형에 대한 모니터링 체계를 구축하여 조기 경고 및 신속 대응이 가능하도록 할 것</w:t>
+              <w:t>미조치 및 승인 대기 건에 대해 우선순위를 정하여 직접 승인 및 조치 지시를 수행하고, 조치 이행 현황을 주기적으로 점검할 것.</w:t>
+            </w:r>
+          </w:p>
+        </w:tc>
+      </w:tr>
+      <w:tr>
+        <w:tc>
+          <w:tcPr>
+            <w:tcW w:w="1143" w:type="dxa"/>
+            <w:tcBorders>
+              <w:top w:val="single" w:sz="6" w:space="0" w:color="D7E2EE"/>
+              <w:left w:val="single" w:sz="6" w:space="0" w:color="D7E2EE"/>
+              <w:bottom w:val="single" w:sz="6" w:space="0" w:color="D7E2EE"/>
+              <w:right w:val="single" w:sz="6" w:space="0" w:color="D7E2EE"/>
+            </w:tcBorders>
+            <w:shd w:val="clear" w:color="auto" w:fill="EAF3FB"/>
+            <w:tcMar>
+              <w:top w:w="110" w:type="dxa"/>
+              <w:left w:w="150" w:type="dxa"/>
+              <w:bottom w:w="110" w:type="dxa"/>
+              <w:right w:w="150" w:type="dxa"/>
+            </w:tcMar>
+          </w:tcPr>
+          <w:p>
+            <w:pPr>
+              <w:jc w:val="center"/>
+              <w:rPr>
+                <w:lang w:eastAsia="ko-KR"/>
+              </w:rPr>
+            </w:pPr>
+            <w:r>
+              <w:rPr>
+                <w:rFonts w:hint="eastAsia"/>
+                <w:b/>
+                <w:color w:val="123B67"/>
+                <w:sz w:val="18"/>
+                <w:lang w:eastAsia="ko-KR"/>
+              </w:rPr>
+              <w:t>5</w:t>
+            </w:r>
+          </w:p>
+        </w:tc>
+        <w:tc>
+          <w:tcPr>
+            <w:tcW w:w="9194" w:type="dxa"/>
+            <w:tcBorders>
+              <w:top w:val="single" w:sz="6" w:space="0" w:color="D7E2EE"/>
+              <w:left w:val="single" w:sz="6" w:space="0" w:color="D7E2EE"/>
+              <w:bottom w:val="single" w:sz="6" w:space="0" w:color="D7E2EE"/>
+              <w:right w:val="single" w:sz="6" w:space="0" w:color="D7E2EE"/>
+            </w:tcBorders>
+            <w:shd w:val="clear" w:color="auto" w:fill="FFFFFF"/>
+            <w:tcMar>
+              <w:top w:w="110" w:type="dxa"/>
+              <w:left w:w="150" w:type="dxa"/>
+              <w:bottom w:w="110" w:type="dxa"/>
+              <w:right w:w="150" w:type="dxa"/>
+            </w:tcMar>
+          </w:tcPr>
+          <w:p>
+            <w:pPr>
+              <w:rPr>
+                <w:bCs/>
+                <w:lang w:eastAsia="ko-KR"/>
+              </w:rPr>
+            </w:pPr>
+            <w:r>
+              <w:rPr>
+                <w:rFonts w:hint="eastAsia"/>
+                <w:bCs/>
+                <w:sz w:val="20"/>
+                <w:lang w:eastAsia="ko-KR"/>
+              </w:rPr>
+              <w:t>동일 위험 유형 및 장소에서 반복 발생하는 위험에 대해 근본적 관리 체계 개선 방안을 검토하고, 재발 방지 대책을 마련할 것.</w:t>
             </w:r>
           </w:p>
         </w:tc>
@@ -1678,7 +2479,7 @@
                 <w:sz w:val="22"/>
                 <w:lang w:eastAsia="ko-KR"/>
               </w:rPr>
-              <w:t>본 검토 결과 점검 및 이상 기록 데이터가 전무하여 위험 관리 현황을 평가할 수 없다. 데이터 수집 및 기록 체계의 정상 작동 여부를 우선 점검하고, 데이터 입력 및 관리 절차 준수를 철저히 강화한다. 고위험 및 반복 위험 유형에 대한 모니터링 체계를 구축하여 조기 경고와 신속 대응이 가능하도록 관리 시스템을 개선한다. 반복 위험 관리와 조치 이행 점검을 최우선 관리 대상으로 삼는다.</w:t>
+              <w:t>본 검토 결과, 고위험 화재 감지 위험이 여러 장소에서 반복 발생하고 있으며, 중위험 충돌 및 적재물 위험도 다수 반복되고 있다. 조치 완료율이 낮고 승인 대기 상태가 많아 위험 관리 체계의 실효성 확보를 위해 신속한 조치 완료와 승인 절차 이행이 필수적이다. 반복 위험 관리와 조치 이행 점검을 우선 관리 대상으로 정하고, 근본적 관리 체계 개선 방안을 마련하여 재발 방지에 집중하겠다. 미조치 및 승인 대기 건에 대해 우선순위를 두고 직접 승인 및 조치 지시를 수행하며, 조치 이행 현황을 주기적으로 점검하겠다.</w:t>
             </w:r>
           </w:p>
         </w:tc>
